--- a/DOCUMENTACION/02 - ANALISIS DE REQUERIMIENTOS/03 - Requerimientos  no  funcionales.docx
+++ b/DOCUMENTACION/02 - ANALISIS DE REQUERIMIENTOS/03 - Requerimientos  no  funcionales.docx
@@ -10,6 +10,7 @@
         </w:rPr>
       </w:pPr>
       <w:bookmarkStart w:id="0" w:name="_GoBack"/>
+      <w:bookmarkEnd w:id="0"/>
     </w:p>
     <w:p>
       <w:pPr>
@@ -1488,7 +1489,6 @@
         </w:rPr>
         <w:br/>
       </w:r>
-      <w:bookmarkEnd w:id="0"/>
     </w:p>
     <w:sectPr>
       <w:pgSz w:w="11906" w:h="16838"/>
